--- a/HOPE_AI_Challenge_2026_Rules_ZH.docx
+++ b/HOPE_AI_Challenge_2026_Rules_ZH.docx
@@ -559,7 +559,7 @@
           <w:szCs w:val="24"/>
           <w:rtl w:val="0"/>
         </w:rPr>
-        <w:t xml:space="preserve">2 </w:t>
+        <w:t xml:space="preserve">3 </w:t>
       </w:r>
       <w:r>
         <w:rPr>
@@ -1411,7 +1411,7 @@
                 <w:rtl w:val="0"/>
                 <w:lang w:val="zh-TW" w:eastAsia="zh-TW"/>
               </w:rPr>
-              <w:t>次稳定发球（合法发球须先触及发球方半台一次，越过或绕过球网装置后落入接发方半台有效区域；发球合法性判定见 5.2(3)）</w:t>
+              <w:t>次稳定发球（合法发球须先触及发球方半台一次，再触及接发方半台一次；如未被回击，球须从接发方远端端线越出台面，不得从任一边线越出；发球合法性判定见 5.2(3)）</w:t>
             </w:r>
           </w:p>
         </w:tc>
@@ -2452,7 +2452,7 @@
           <w:rtl w:val="0"/>
           <w:lang w:val="zh-TW" w:eastAsia="zh-TW"/>
         </w:rPr>
-        <w:t>）运动能力。机器人须具备双脚直立行走能力，能够自主完成跌倒恢复或在裁判许可后由队员协助恢复。所有动作应体现人形仿生特征（如双足步态、上肢挥拍动作），不得采用非人形结构或运动模式（如轮式移动、非肢体式击球装置）。本规则不要求严格的关节角度与人类一致，但应避免明显不符合人形生物力学的异常运动。</w:t>
+        <w:t>）运动能力。机器人须具备双脚直立行走能力。机器人可以具备自主跌倒恢复能力；但一局开始后发生摔倒，无论之后能否恢复，均按 5.5(2) 判该局失利。所有动作应体现人形仿生特征（如双足步态、上肢挥拍动作），不得采用非人形结构或运动模式（如轮式移动、非肢体式击球装置）。本规则不要求严格的关节角度与人类一致，但应避免明显不符合人形生物力学的异常运动。</w:t>
       </w:r>
     </w:p>
     <w:p>
@@ -4714,7 +4714,7 @@
           <w:rtl w:val="0"/>
           <w:lang w:val="zh-TW" w:eastAsia="zh-TW"/>
         </w:rPr>
-        <w:t>》及奥林匹克乒乓球比赛规则执行。本赛项不强制使用 ITTF 加速比赛系统（Expedite System，对应 ITTF 规则 2.16），如有需要由主裁判现场判定。比赛形式与赛制对应 ITTF 规则 2.12（A Match）。</w:t>
+        <w:t>》及奥林匹克乒乓球比赛规则执行。本赛项以本节（6）规定的 HOPE 计时触发与突然死亡程序取代 ITTF 标准加速比赛系统（Expedite System）；满足触发条件时，主裁判必须执行。比赛形式与赛制对应 ITTF 规则 2.12（A Match）。</w:t>
       </w:r>
     </w:p>
     <w:p>
@@ -5044,7 +5044,7 @@
           <w:rtl w:val="0"/>
           <w:lang w:val="zh-TW" w:eastAsia="zh-TW"/>
         </w:rPr>
-        <w:t>标准的五局三胜制（</w:t>
+        <w:t>标准的三局两胜制（</w:t>
       </w:r>
       <w:r>
         <w:rPr>
@@ -5056,7 +5056,7 @@
           <w:rtl w:val="0"/>
           <w:lang w:val="en-US"/>
         </w:rPr>
-        <w:t>best of 5</w:t>
+        <w:t>best of 3</w:t>
       </w:r>
       <w:r>
         <w:rPr>
@@ -5352,7 +5352,7 @@
           <w:szCs w:val="24"/>
           <w:rtl w:val="0"/>
         </w:rPr>
-        <w:t>2.13.2</w:t>
+        <w:t>2.13.3</w:t>
       </w:r>
       <w:r>
         <w:rPr>
@@ -5383,99 +5383,7 @@
           <w:rtl w:val="0"/>
           <w:lang w:val="zh-TW" w:eastAsia="zh-TW"/>
         </w:rPr>
-        <w:t>（</w:t>
-      </w:r>
-      <w:r>
-        <w:rPr>
-          <w:rFonts w:ascii="SimSun" w:hAnsi="SimSun"/>
-          <w:b w:val="0"/>
-          <w:bCs w:val="0"/>
-          <w:sz w:val="24"/>
-          <w:szCs w:val="24"/>
-          <w:rtl w:val="0"/>
-        </w:rPr>
-        <w:t>6</w:t>
-      </w:r>
-      <w:r>
-        <w:rPr>
-          <w:rFonts w:eastAsia="SimSun" w:hint="eastAsia"/>
-          <w:b w:val="0"/>
-          <w:bCs w:val="0"/>
-          <w:sz w:val="24"/>
-          <w:szCs w:val="24"/>
-          <w:rtl w:val="0"/>
-          <w:lang w:val="zh-TW" w:eastAsia="zh-TW"/>
-        </w:rPr>
-        <w:t xml:space="preserve">）交换场地。每局结束后双方交换场地；决胜局中，先达到 </w:t>
-      </w:r>
-      <w:r>
-        <w:rPr>
-          <w:rFonts w:ascii="SimSun" w:hAnsi="SimSun"/>
-          <w:b w:val="0"/>
-          <w:bCs w:val="0"/>
-          <w:sz w:val="24"/>
-          <w:szCs w:val="24"/>
-          <w:rtl w:val="0"/>
-        </w:rPr>
-        <w:t xml:space="preserve">5 </w:t>
-      </w:r>
-      <w:r>
-        <w:rPr>
-          <w:rFonts w:eastAsia="SimSun" w:hint="eastAsia"/>
-          <w:b w:val="0"/>
-          <w:bCs w:val="0"/>
-          <w:sz w:val="24"/>
-          <w:szCs w:val="24"/>
-          <w:rtl w:val="0"/>
-          <w:lang w:val="zh-TW" w:eastAsia="zh-TW"/>
-        </w:rPr>
-        <w:t xml:space="preserve">分的一方与对方再次交换场地（参照 </w:t>
-      </w:r>
-      <w:r>
-        <w:rPr>
-          <w:rFonts w:ascii="SimSun" w:hAnsi="SimSun"/>
-          <w:b w:val="0"/>
-          <w:bCs w:val="0"/>
-          <w:sz w:val="24"/>
-          <w:szCs w:val="24"/>
-          <w:rtl w:val="0"/>
-        </w:rPr>
-        <w:t xml:space="preserve">ITTF </w:t>
-      </w:r>
-      <w:r>
-        <w:rPr>
-          <w:rFonts w:eastAsia="SimSun" w:hint="eastAsia"/>
-          <w:b w:val="0"/>
-          <w:bCs w:val="0"/>
-          <w:sz w:val="24"/>
-          <w:szCs w:val="24"/>
-          <w:rtl w:val="0"/>
-          <w:lang w:val="zh-TW" w:eastAsia="zh-TW"/>
-        </w:rPr>
-        <w:t xml:space="preserve">规则 </w:t>
-      </w:r>
-      <w:r>
-        <w:rPr>
-          <w:rFonts w:ascii="SimSun" w:hAnsi="SimSun"/>
-          <w:b w:val="0"/>
-          <w:bCs w:val="0"/>
-          <w:sz w:val="24"/>
-          <w:szCs w:val="24"/>
-          <w:rtl w:val="0"/>
-        </w:rPr>
-        <w:t>2.14.1 与 2.14.2</w:t>
-      </w:r>
-      <w:r>
-        <w:rPr>
-          <w:rFonts w:eastAsia="SimSun" w:hint="eastAsia"/>
-          <w:b w:val="0"/>
-          <w:bCs w:val="0"/>
-          <w:sz w:val="24"/>
-          <w:szCs w:val="24"/>
-          <w:rtl w:val="0"/>
-          <w:lang w:val="zh-TW" w:eastAsia="zh-TW"/>
-        </w:rPr>
-        <w:t>）。</w:t>
+        <w:t>（6）计时触发规则（HOPE 突然死亡）。若一局比赛自该局开始计时满 10 分钟时仍未结束，无论当时比分如何、是否已进入平分延长阶段，裁判员均应立即中断比赛并启动 HOPE 计时触发规则。恢复比赛后，下一分的胜方即赢得该局。本条为 HOPE 特别规则，不采用 ITTF 促发制度的后续发球与回合计数程序。</w:t>
       </w:r>
     </w:p>
     <w:p>
@@ -5517,6 +5425,117 @@
           <w:rtl w:val="0"/>
           <w:lang w:val="zh-TW" w:eastAsia="zh-TW"/>
         </w:rPr>
+        <w:t xml:space="preserve">）交换场地。每局结束后双方交换场地；决胜局中，先达到 </w:t>
+      </w:r>
+      <w:r>
+        <w:rPr>
+          <w:rFonts w:ascii="SimSun" w:hAnsi="SimSun"/>
+          <w:b w:val="0"/>
+          <w:bCs w:val="0"/>
+          <w:sz w:val="24"/>
+          <w:szCs w:val="24"/>
+          <w:rtl w:val="0"/>
+        </w:rPr>
+        <w:t xml:space="preserve">5 </w:t>
+      </w:r>
+      <w:r>
+        <w:rPr>
+          <w:rFonts w:eastAsia="SimSun" w:hint="eastAsia"/>
+          <w:b w:val="0"/>
+          <w:bCs w:val="0"/>
+          <w:sz w:val="24"/>
+          <w:szCs w:val="24"/>
+          <w:rtl w:val="0"/>
+          <w:lang w:val="zh-TW" w:eastAsia="zh-TW"/>
+        </w:rPr>
+        <w:t xml:space="preserve">分的一方与对方再次交换场地（参照 </w:t>
+      </w:r>
+      <w:r>
+        <w:rPr>
+          <w:rFonts w:ascii="SimSun" w:hAnsi="SimSun"/>
+          <w:b w:val="0"/>
+          <w:bCs w:val="0"/>
+          <w:sz w:val="24"/>
+          <w:szCs w:val="24"/>
+          <w:rtl w:val="0"/>
+        </w:rPr>
+        <w:t xml:space="preserve">ITTF </w:t>
+      </w:r>
+      <w:r>
+        <w:rPr>
+          <w:rFonts w:eastAsia="SimSun" w:hint="eastAsia"/>
+          <w:b w:val="0"/>
+          <w:bCs w:val="0"/>
+          <w:sz w:val="24"/>
+          <w:szCs w:val="24"/>
+          <w:rtl w:val="0"/>
+          <w:lang w:val="zh-TW" w:eastAsia="zh-TW"/>
+        </w:rPr>
+        <w:t xml:space="preserve">规则 </w:t>
+      </w:r>
+      <w:r>
+        <w:rPr>
+          <w:rFonts w:ascii="SimSun" w:hAnsi="SimSun"/>
+          <w:b w:val="0"/>
+          <w:bCs w:val="0"/>
+          <w:sz w:val="24"/>
+          <w:szCs w:val="24"/>
+          <w:rtl w:val="0"/>
+        </w:rPr>
+        <w:t>2.14.1 与 2.14.2</w:t>
+      </w:r>
+      <w:r>
+        <w:rPr>
+          <w:rFonts w:eastAsia="SimSun" w:hint="eastAsia"/>
+          <w:b w:val="0"/>
+          <w:bCs w:val="0"/>
+          <w:sz w:val="24"/>
+          <w:szCs w:val="24"/>
+          <w:rtl w:val="0"/>
+          <w:lang w:val="zh-TW" w:eastAsia="zh-TW"/>
+        </w:rPr>
+        <w:t>）。</w:t>
+      </w:r>
+    </w:p>
+    <w:p>
+      <w:pPr>
+        <w:pStyle w:val="Body A"/>
+        <w:spacing w:after="120" w:line="360" w:lineRule="auto"/>
+        <w:ind w:firstLine="480"/>
+      </w:pPr>
+      <w:r>
+        <w:rPr>
+          <w:rFonts w:eastAsia="SimSun" w:hint="eastAsia"/>
+          <w:b w:val="0"/>
+          <w:bCs w:val="0"/>
+          <w:sz w:val="24"/>
+          <w:szCs w:val="24"/>
+          <w:rtl w:val="0"/>
+          <w:lang w:val="zh-TW" w:eastAsia="zh-TW"/>
+        </w:rPr>
+        <w:t>（</w:t>
+      </w:r>
+      <w:r>
+        <w:rPr>
+          <w:rFonts w:ascii="SimSun" w:hAnsi="SimSun"/>
+          <w:b w:val="0"/>
+          <w:bCs w:val="0"/>
+          <w:sz w:val="24"/>
+          <w:szCs w:val="24"/>
+          <w:rtl w:val="0"/>
+        </w:rPr>
+        <w:t>8</w:t>
+      </w:r>
+      <w:r>
+        <w:rPr>
+          <w:rFonts w:eastAsia="SimSun" w:hint="eastAsia"/>
+          <w:b w:val="0"/>
+          <w:bCs w:val="0"/>
+          <w:sz w:val="24"/>
+          <w:szCs w:val="24"/>
+          <w:rtl w:val="0"/>
+          <w:lang w:val="zh-TW" w:eastAsia="zh-TW"/>
+        </w:rPr>
         <w:t xml:space="preserve">）局间休息。每两局比赛之间设置 </w:t>
       </w:r>
       <w:r>
@@ -5774,7 +5793,7 @@
           <w:rtl w:val="0"/>
           <w:lang w:val="zh-TW" w:eastAsia="zh-TW"/>
         </w:rPr>
-        <w:t>）发出的球须先触及发球方半台一次，越过或绕过球网装置后，触及接发方半台的有效区域。</w:t>
+        <w:t>）ITTF 残疾人乒乓球发球路线。发出的球须先触及发球方半台一次，再越过或绕过球网装置并触及接发方半台一次。第二次落台后，如球未被回击，其运动路线须越过接发方远端端线，不得从任一边线越出。根据 ITTF 2.9.1.5，其他方面均合法的发球在触及接发方半台后，如向球网方向返回、停在接发方半台，或从任一边线越出，均判重发球。</w:t>
       </w:r>
     </w:p>
     <w:p>
@@ -6315,7 +6334,7 @@
           <w:rtl w:val="0"/>
           <w:lang w:val="zh-TW" w:eastAsia="zh-TW"/>
         </w:rPr>
-        <w:t>）：合法发球时球触网后落入对方有效区域；接发方未做好接球准备；裁判暂停比赛；动作捕捉系统短暂掉线导致无法判定（最后一项让球条件为本赛项在 ITTF 2.9 之上新增）。</w:t>
+        <w:t>）：合法发球时球触网后落入对方有效区域；其他方面均合法的发球在触及接发方半台后向球网方向返回、停在接发方半台，或按 5.2(3) 从任一边线越出；接发方未做好接球准备；裁判暂停比赛；动作捕捉系统短暂掉线导致无法判定（最后一项让球条件为本赛项在 ITTF 2.9 之上新增）。</w:t>
       </w:r>
     </w:p>
     <w:p>
@@ -8808,65 +8827,7 @@
           <w:rtl w:val="0"/>
           <w:lang w:val="zh-TW" w:eastAsia="zh-TW"/>
         </w:rPr>
-        <w:t xml:space="preserve">）机器人摔倒后的处置。当机器人在比赛过程中跌倒，赛场内的入场队员（不超过 </w:t>
-      </w:r>
-      <w:r>
-        <w:rPr>
-          <w:rFonts w:ascii="SimSun" w:hAnsi="SimSun"/>
-          <w:b w:val="0"/>
-          <w:bCs w:val="0"/>
-          <w:sz w:val="24"/>
-          <w:szCs w:val="24"/>
-          <w:rtl w:val="0"/>
-        </w:rPr>
-        <w:t xml:space="preserve">2 </w:t>
-      </w:r>
-      <w:r>
-        <w:rPr>
-          <w:rFonts w:eastAsia="SimSun" w:hint="eastAsia"/>
-          <w:b w:val="0"/>
-          <w:bCs w:val="0"/>
-          <w:sz w:val="24"/>
-          <w:szCs w:val="24"/>
-          <w:rtl w:val="0"/>
-          <w:lang w:val="zh-TW" w:eastAsia="zh-TW"/>
-        </w:rPr>
-        <w:t xml:space="preserve">人）可在主裁判许可后进入比赛区域将机器人扶正并重新启动至初始状态，但严禁在场内对机器人进行任何软件或硬件的更改、参数调整、调试、电池更换或外设连接。本队从机器人跌倒被主裁判鸣哨示意起，享有 </w:t>
-      </w:r>
-      <w:r>
-        <w:rPr>
-          <w:rFonts w:ascii="SimSun" w:hAnsi="SimSun"/>
-          <w:b w:val="0"/>
-          <w:bCs w:val="0"/>
-          <w:sz w:val="24"/>
-          <w:szCs w:val="24"/>
-          <w:rtl w:val="0"/>
-          <w:lang w:val="zh-TW" w:eastAsia="zh-TW"/>
-        </w:rPr>
-        <w:t>60</w:t>
-      </w:r>
-      <w:r>
-        <w:rPr>
-          <w:rFonts w:ascii="SimSun" w:hAnsi="SimSun"/>
-          <w:b w:val="0"/>
-          <w:bCs w:val="0"/>
-          <w:sz w:val="24"/>
-          <w:szCs w:val="24"/>
-          <w:rtl w:val="0"/>
-        </w:rPr>
-        <w:t xml:space="preserve"> </w:t>
-      </w:r>
-      <w:r>
-        <w:rPr>
-          <w:rFonts w:eastAsia="SimSun" w:hint="eastAsia"/>
-          <w:b w:val="0"/>
-          <w:bCs w:val="0"/>
-          <w:sz w:val="24"/>
-          <w:szCs w:val="24"/>
-          <w:rtl w:val="0"/>
-          <w:lang w:val="zh-TW" w:eastAsia="zh-TW"/>
-        </w:rPr>
-        <w:t>秒的恢复时间窗口，用于完成扶起与重启工作以使机器人能进入下一个球（下一回合）的比赛。整个扶起与重启过程中比赛计时不停。</w:t>
+        <w:t>）摔倒或无法继续比赛自动判负一局。一局开始后，如机器人摔倒，或因归责于机器人或本队的原因而无法继续比赛——包括失去平衡、机械故障、电气故障、软件故障或本队通信故障——主裁判应立即判该机器人一方输掉当前一局。机器人一旦摔倒即适用本款，无论其之后能否恢复。本局不设人员恢复时间窗口，也不再逐球罚分。</w:t>
       </w:r>
     </w:p>
     <w:p>
@@ -8908,138 +8869,7 @@
           <w:rtl w:val="0"/>
           <w:lang w:val="zh-TW" w:eastAsia="zh-TW"/>
         </w:rPr>
-        <w:t xml:space="preserve">）摔倒后无法及时恢复的逐次判罚。若机器人在跌倒后第 </w:t>
-      </w:r>
-      <w:r>
-        <w:rPr>
-          <w:rFonts w:ascii="SimSun" w:hAnsi="SimSun"/>
-          <w:b w:val="0"/>
-          <w:bCs w:val="0"/>
-          <w:sz w:val="24"/>
-          <w:szCs w:val="24"/>
-          <w:rtl w:val="0"/>
-          <w:lang w:val="ru-RU"/>
-        </w:rPr>
-        <w:t xml:space="preserve">1 </w:t>
-      </w:r>
-      <w:r>
-        <w:rPr>
-          <w:rFonts w:eastAsia="SimSun" w:hint="eastAsia"/>
-          <w:b w:val="0"/>
-          <w:bCs w:val="0"/>
-          <w:sz w:val="24"/>
-          <w:szCs w:val="24"/>
-          <w:rtl w:val="0"/>
-          <w:lang w:val="zh-TW" w:eastAsia="zh-TW"/>
-        </w:rPr>
-        <w:t xml:space="preserve">个 </w:t>
-      </w:r>
-      <w:r>
-        <w:rPr>
-          <w:rFonts w:ascii="SimSun" w:hAnsi="SimSun"/>
-          <w:b w:val="0"/>
-          <w:bCs w:val="0"/>
-          <w:sz w:val="24"/>
-          <w:szCs w:val="24"/>
-          <w:rtl w:val="0"/>
-          <w:lang w:val="zh-TW" w:eastAsia="zh-TW"/>
-        </w:rPr>
-        <w:t>60</w:t>
-      </w:r>
-      <w:r>
-        <w:rPr>
-          <w:rFonts w:ascii="SimSun" w:hAnsi="SimSun"/>
-          <w:b w:val="0"/>
-          <w:bCs w:val="0"/>
-          <w:sz w:val="24"/>
-          <w:szCs w:val="24"/>
-          <w:rtl w:val="0"/>
-        </w:rPr>
-        <w:t xml:space="preserve"> </w:t>
-      </w:r>
-      <w:r>
-        <w:rPr>
-          <w:rFonts w:eastAsia="SimSun" w:hint="eastAsia"/>
-          <w:b w:val="0"/>
-          <w:bCs w:val="0"/>
-          <w:sz w:val="24"/>
-          <w:szCs w:val="24"/>
-          <w:rtl w:val="0"/>
-          <w:lang w:val="zh-TW" w:eastAsia="zh-TW"/>
-        </w:rPr>
-        <w:t xml:space="preserve">秒窗口结束时仍无法进入下一球的比赛，判失 </w:t>
-      </w:r>
-      <w:r>
-        <w:rPr>
-          <w:rFonts w:ascii="SimSun" w:hAnsi="SimSun"/>
-          <w:b w:val="0"/>
-          <w:bCs w:val="0"/>
-          <w:sz w:val="24"/>
-          <w:szCs w:val="24"/>
-          <w:rtl w:val="0"/>
-          <w:lang w:val="ru-RU"/>
-        </w:rPr>
-        <w:t xml:space="preserve">1 </w:t>
-      </w:r>
-      <w:r>
-        <w:rPr>
-          <w:rFonts w:eastAsia="SimSun" w:hint="eastAsia"/>
-          <w:b w:val="0"/>
-          <w:bCs w:val="0"/>
-          <w:sz w:val="24"/>
-          <w:szCs w:val="24"/>
-          <w:rtl w:val="0"/>
-          <w:lang w:val="zh-TW" w:eastAsia="zh-TW"/>
-        </w:rPr>
-        <w:t xml:space="preserve">分；之后机器人每继续 </w:t>
-      </w:r>
-      <w:r>
-        <w:rPr>
-          <w:rFonts w:ascii="SimSun" w:hAnsi="SimSun"/>
-          <w:b w:val="0"/>
-          <w:bCs w:val="0"/>
-          <w:sz w:val="24"/>
-          <w:szCs w:val="24"/>
-          <w:rtl w:val="0"/>
-          <w:lang w:val="zh-TW" w:eastAsia="zh-TW"/>
-        </w:rPr>
-        <w:t xml:space="preserve">60 </w:t>
-      </w:r>
-      <w:r>
-        <w:rPr>
-          <w:rFonts w:eastAsia="SimSun" w:hint="eastAsia"/>
-          <w:b w:val="0"/>
-          <w:bCs w:val="0"/>
-          <w:sz w:val="24"/>
-          <w:szCs w:val="24"/>
-          <w:rtl w:val="0"/>
-          <w:lang w:val="zh-TW" w:eastAsia="zh-TW"/>
-        </w:rPr>
-        <w:t xml:space="preserve">秒仍无法进入比赛，再判失 </w:t>
-      </w:r>
-      <w:r>
-        <w:rPr>
-          <w:rFonts w:ascii="SimSun" w:hAnsi="SimSun"/>
-          <w:b w:val="0"/>
-          <w:bCs w:val="0"/>
-          <w:sz w:val="24"/>
-          <w:szCs w:val="24"/>
-          <w:rtl w:val="0"/>
-          <w:lang w:val="ru-RU"/>
-        </w:rPr>
-        <w:t xml:space="preserve">1 </w:t>
-      </w:r>
-      <w:r>
-        <w:rPr>
-          <w:rFonts w:eastAsia="SimSun" w:hint="eastAsia"/>
-          <w:b w:val="0"/>
-          <w:bCs w:val="0"/>
-          <w:sz w:val="24"/>
-          <w:szCs w:val="24"/>
-          <w:rtl w:val="0"/>
-          <w:lang w:val="zh-TW" w:eastAsia="zh-TW"/>
-        </w:rPr>
-        <w:t>分。</w:t>
+        <w:t>）单局内禁止人员维修或恢复。机器人摔倒或无法继续比赛后，队员不得在该局内进入比赛区域扶正、重启、维修、调整、调试、更换电池、重新连接或以其他方式干预机器人。因紧急安全需要按本节（9）触发急停或进行实体处置时，主裁判须先暂停比赛，但机器人方仍按本节（2）判负当前一局。该局结果宣布后，最多 3 名指定入场队员仅可在 5.1(8) 规定的局间休息时间内处理机器人。</w:t>
       </w:r>
     </w:p>
     <w:p>
@@ -9081,100 +8911,7 @@
           <w:rtl w:val="0"/>
           <w:lang w:val="zh-TW" w:eastAsia="zh-TW"/>
         </w:rPr>
-        <w:t xml:space="preserve">）连续三球无法进入比赛的判罚。若机器人在连续 </w:t>
-      </w:r>
-      <w:r>
-        <w:rPr>
-          <w:rFonts w:ascii="SimSun" w:hAnsi="SimSun"/>
-          <w:b w:val="0"/>
-          <w:bCs w:val="0"/>
-          <w:sz w:val="24"/>
-          <w:szCs w:val="24"/>
-          <w:rtl w:val="0"/>
-        </w:rPr>
-        <w:t xml:space="preserve">3 </w:t>
-      </w:r>
-      <w:r>
-        <w:rPr>
-          <w:rFonts w:eastAsia="SimSun" w:hint="eastAsia"/>
-          <w:b w:val="0"/>
-          <w:bCs w:val="0"/>
-          <w:sz w:val="24"/>
-          <w:szCs w:val="24"/>
-          <w:rtl w:val="0"/>
-          <w:lang w:val="zh-TW" w:eastAsia="zh-TW"/>
-        </w:rPr>
-        <w:t xml:space="preserve">个回合（含上述按 </w:t>
-      </w:r>
-      <w:r>
-        <w:rPr>
-          <w:rFonts w:ascii="SimSun" w:hAnsi="SimSun"/>
-          <w:b w:val="0"/>
-          <w:bCs w:val="0"/>
-          <w:sz w:val="24"/>
-          <w:szCs w:val="24"/>
-          <w:rtl w:val="0"/>
-          <w:lang w:val="zh-TW" w:eastAsia="zh-TW"/>
-        </w:rPr>
-        <w:t xml:space="preserve">60 </w:t>
-      </w:r>
-      <w:r>
-        <w:rPr>
-          <w:rFonts w:eastAsia="SimSun" w:hint="eastAsia"/>
-          <w:b w:val="0"/>
-          <w:bCs w:val="0"/>
-          <w:sz w:val="24"/>
-          <w:szCs w:val="24"/>
-          <w:rtl w:val="0"/>
-          <w:lang w:val="zh-TW" w:eastAsia="zh-TW"/>
-        </w:rPr>
-        <w:t xml:space="preserve">秒逐次判罚所对应的回合）中均无法进入比赛，则判该局弃权处理（即对方获得本局胜利）。该判罚一经做出，本局立即结束，进入 </w:t>
-      </w:r>
-      <w:r>
-        <w:rPr>
-          <w:rFonts w:ascii="SimSun" w:hAnsi="SimSun"/>
-          <w:b w:val="0"/>
-          <w:bCs w:val="0"/>
-          <w:sz w:val="24"/>
-          <w:szCs w:val="24"/>
-          <w:rtl w:val="0"/>
-        </w:rPr>
-        <w:t>5.1</w:t>
-      </w:r>
-      <w:r>
-        <w:rPr>
-          <w:rFonts w:eastAsia="SimSun" w:hint="eastAsia"/>
-          <w:b w:val="0"/>
-          <w:bCs w:val="0"/>
-          <w:sz w:val="24"/>
-          <w:szCs w:val="24"/>
-          <w:rtl w:val="0"/>
-          <w:lang w:val="zh-TW" w:eastAsia="zh-TW"/>
-        </w:rPr>
-        <w:t>（</w:t>
-      </w:r>
-      <w:r>
-        <w:rPr>
-          <w:rFonts w:ascii="SimSun" w:hAnsi="SimSun"/>
-          <w:b w:val="0"/>
-          <w:bCs w:val="0"/>
-          <w:sz w:val="24"/>
-          <w:szCs w:val="24"/>
-          <w:rtl w:val="0"/>
-        </w:rPr>
-        <w:t>7</w:t>
-      </w:r>
-      <w:r>
-        <w:rPr>
-          <w:rFonts w:eastAsia="SimSun" w:hint="eastAsia"/>
-          <w:b w:val="0"/>
-          <w:bCs w:val="0"/>
-          <w:sz w:val="24"/>
-          <w:szCs w:val="24"/>
-          <w:rtl w:val="0"/>
-          <w:lang w:val="zh-TW" w:eastAsia="zh-TW"/>
-        </w:rPr>
-        <w:t>）节规定的局间休息时间。示例：机器人第一次摔倒后 60 秒内未能恢复，判失 1 分（视为第 1 个回合失利）；下一回合开始后机器人再次无法响应发球指令，再等 60 秒判失第 2 分；第三次发生同样情形，判失第 3 分后即累计连续 3 个回合无法比赛，本局判对方获胜。</w:t>
+        <w:t>）下一局的参赛准备。当前一局按本节（2）判负后，立即进入 5.1(8) 规定的局间休息。该队可在局间休息内维修或重启机器人、更换电池，或按第 1 节第（3）款换用同型号备用机器人。局间休息结束且下一局被主裁判叫场时，如机器人仍无法参加比赛，则自动再判负该下一局。此规则按局逐次适用，直至机器人恢复参赛能力或整场比赛胜负已经确定。</w:t>
       </w:r>
     </w:p>
     <w:p>
@@ -9216,30 +8953,7 @@
           <w:rtl w:val="0"/>
           <w:lang w:val="zh-TW" w:eastAsia="zh-TW"/>
         </w:rPr>
-        <w:t>）逐次判罚的判定基准。每一次【机器人能否进入下一球的比赛】以主裁判发出新一球的开赛指令并观察机器人是否能正常响应、就位及发球</w:t>
-      </w:r>
-      <w:r>
-        <w:rPr>
-          <w:rFonts w:ascii="SimSun" w:hAnsi="SimSun"/>
-          <w:b w:val="0"/>
-          <w:bCs w:val="0"/>
-          <w:sz w:val="24"/>
-          <w:szCs w:val="24"/>
-          <w:rtl w:val="0"/>
-        </w:rPr>
-        <w:t>/</w:t>
-      </w:r>
-      <w:r>
-        <w:rPr>
-          <w:rFonts w:eastAsia="SimSun" w:hint="eastAsia"/>
-          <w:b w:val="0"/>
-          <w:bCs w:val="0"/>
-          <w:sz w:val="24"/>
-          <w:szCs w:val="24"/>
-          <w:rtl w:val="0"/>
-          <w:lang w:val="zh-TW" w:eastAsia="zh-TW"/>
-        </w:rPr>
-        <w:t>接发球为唯一判定依据，由主裁判会同技术裁判共同确认。</w:t>
+        <w:t>）判定依据。主裁判观察到机器人摔倒时，直接适用本节（2）。其他无法继续比赛的情形，由主裁判会同技术裁判根据机器人能否正常响应、就位及发球或接发球共同确认。完全由 HOPE 标准动作捕捉系统或组委会其他设施故障造成的中断，按本节（7）处理，不适用自动判负一局规则。</w:t>
       </w:r>
     </w:p>
     <w:p>
@@ -9393,7 +9107,7 @@
           <w:rtl w:val="0"/>
           <w:lang w:val="zh-TW" w:eastAsia="zh-TW"/>
         </w:rPr>
-        <w:t xml:space="preserve">）动作捕捉系统故障。若 </w:t>
+        <w:t xml:space="preserve">）组委会设施故障。若 </w:t>
       </w:r>
       <w:r>
         <w:rPr>
@@ -9417,7 +9131,7 @@
           <w:rtl w:val="0"/>
           <w:lang w:val="zh-TW" w:eastAsia="zh-TW"/>
         </w:rPr>
-        <w:t>标准动作捕捉系统出现故障，主裁判暂停比赛并由技术裁判进行排查；故障期间不计时、不计分。系统恢复后，从故障前最后一次有效发球的状态重新开始比赛。</w:t>
+        <w:t>标准动作捕捉系统或比赛所需的其他组委会设施出现故障，主裁判暂停比赛并由技术裁判进行排查；故障期间不计时、不计分。设施恢复后，从故障前最后一次有效发球的状态重新开始比赛。</w:t>
       </w:r>
     </w:p>
     <w:p>
@@ -9501,7 +9215,7 @@
           <w:rtl w:val="0"/>
           <w:lang w:val="zh-TW" w:eastAsia="zh-TW"/>
         </w:rPr>
-        <w:t>（9）紧急停止响应（统一规则，机机对抗与人机表演赛均适用）。一旦参赛场内队员（每队不超过 2 人）或现场任一裁判按下机器人紧急停止按钮，机器人须在 200 ms 内停止全部上肢与步态运动。人类选手不负责发出紧急停止指令；主裁判鸣哨示意暂停后，本队入场队员须及时按下本队机器人紧急停止按钮。每场比赛的赛前准备时间内（详见 5.1(1) 节），由当值裁判使用裁判秒表测量从触发到完全静止的时间，决定机器人是否符合 200 ms 紧急停止响应要求；未通过测试者不得进入该场比赛场地。现场视频与机器人内部日志可作为暂停响应时长的复核依据。</w:t>
+        <w:t>（9）紧急停止响应（统一规则，机机对抗与人机表演赛均适用）。一旦参赛场内队员（每队不超过 3 人）或现场任一裁判按下机器人紧急停止按钮，机器人须在 200 ms 内停止全部上肢与步态运动。人类选手不负责发出紧急停止指令；主裁判鸣哨示意暂停后，本队入场队员须及时按下本队机器人紧急停止按钮。每场比赛的赛前准备时间内（详见 5.1(1) 节），由当值裁判使用裁判秒表测量从触发到完全静止的时间，决定机器人是否符合 200 ms 紧急停止响应要求；未通过测试者不得进入该场比赛场地。现场视频与机器人内部日志可作为暂停响应时长的复核依据。</w:t>
       </w:r>
     </w:p>
     <w:p>
@@ -10610,43 +10324,7 @@
                 <w:rtl w:val="0"/>
                 <w:lang w:val="zh-TW" w:eastAsia="zh-TW"/>
               </w:rPr>
-              <w:t xml:space="preserve">立即暂停比赛 </w:t>
-            </w:r>
-            <w:r>
-              <w:rPr>
-                <w:rFonts w:ascii="SimSun" w:hAnsi="SimSun"/>
-                <w:sz w:val="22"/>
-                <w:szCs w:val="22"/>
-                <w:u w:color="000000"/>
-                <w:shd w:val="nil" w:color="auto" w:fill="auto"/>
-                <w:rtl w:val="0"/>
-                <w:lang w:val="ja-JP" w:eastAsia="ja-JP"/>
-              </w:rPr>
-              <w:t xml:space="preserve">60 </w:t>
-            </w:r>
-            <w:r>
-              <w:rPr>
-                <w:rFonts w:eastAsia="SimSun" w:hint="eastAsia"/>
-                <w:sz w:val="22"/>
-                <w:szCs w:val="22"/>
-                <w:u w:color="000000"/>
-                <w:shd w:val="nil" w:color="auto" w:fill="auto"/>
-                <w:rtl w:val="0"/>
-                <w:lang w:val="ja-JP" w:eastAsia="ja-JP"/>
-              </w:rPr>
-              <w:t>秒，</w:t>
-            </w:r>
-            <w:r>
-              <w:rPr>
-                <w:rFonts w:eastAsia="SimSun" w:hint="eastAsia"/>
-                <w:sz w:val="22"/>
-                <w:szCs w:val="22"/>
-                <w:u w:color="000000"/>
-                <w:shd w:val="nil" w:color="auto" w:fill="auto"/>
-                <w:rtl w:val="0"/>
-                <w:lang w:val="zh-TW" w:eastAsia="zh-TW"/>
-              </w:rPr>
-              <w:t>按以下机器人摔倒规则处罚（参照 5.5(2)–(4) 款）</w:t>
+              <w:t>如归责于机器人或本队且导致机器人无法继续比赛，判当前一局失利；如由官方系统故障造成，按 5.5(7) 暂停比赛</w:t>
             </w:r>
           </w:p>
         </w:tc>
@@ -10738,31 +10416,7 @@
                 <w:rtl w:val="0"/>
                 <w:lang w:val="zh-TW" w:eastAsia="zh-TW"/>
               </w:rPr>
-              <w:t xml:space="preserve">机器人摔倒后 </w:t>
-            </w:r>
-            <w:r>
-              <w:rPr>
-                <w:rFonts w:ascii="SimSun" w:hAnsi="SimSun"/>
-                <w:sz w:val="22"/>
-                <w:szCs w:val="22"/>
-                <w:u w:color="000000"/>
-                <w:shd w:val="nil" w:color="auto" w:fill="auto"/>
-                <w:rtl w:val="0"/>
-                <w:lang w:val="zh-TW" w:eastAsia="zh-TW"/>
-              </w:rPr>
-              <w:t xml:space="preserve">60 </w:t>
-            </w:r>
-            <w:r>
-              <w:rPr>
-                <w:rFonts w:eastAsia="SimSun" w:hint="eastAsia"/>
-                <w:sz w:val="22"/>
-                <w:szCs w:val="22"/>
-                <w:u w:color="000000"/>
-                <w:shd w:val="nil" w:color="auto" w:fill="auto"/>
-                <w:rtl w:val="0"/>
-                <w:lang w:val="zh-TW" w:eastAsia="zh-TW"/>
-              </w:rPr>
-              <w:t>秒未能进入下一球的比赛</w:t>
+              <w:t>机器人在一局开始后摔倒</w:t>
             </w:r>
           </w:p>
         </w:tc>
@@ -10804,31 +10458,7 @@
                 <w:rtl w:val="0"/>
                 <w:lang w:val="ja-JP" w:eastAsia="ja-JP"/>
               </w:rPr>
-              <w:t xml:space="preserve">判失 </w:t>
-            </w:r>
-            <w:r>
-              <w:rPr>
-                <w:rFonts w:ascii="SimSun" w:hAnsi="SimSun"/>
-                <w:sz w:val="22"/>
-                <w:szCs w:val="22"/>
-                <w:u w:color="000000"/>
-                <w:shd w:val="nil" w:color="auto" w:fill="auto"/>
-                <w:rtl w:val="0"/>
-                <w:lang w:val="ru-RU"/>
-              </w:rPr>
-              <w:t xml:space="preserve">1 </w:t>
-            </w:r>
-            <w:r>
-              <w:rPr>
-                <w:rFonts w:eastAsia="SimSun" w:hint="eastAsia"/>
-                <w:sz w:val="22"/>
-                <w:szCs w:val="22"/>
-                <w:u w:color="000000"/>
-                <w:shd w:val="nil" w:color="auto" w:fill="auto"/>
-                <w:rtl w:val="0"/>
-                <w:lang w:val="ja-JP" w:eastAsia="ja-JP"/>
-              </w:rPr>
-              <w:t>分</w:t>
+              <w:t>判当前一局失利</w:t>
             </w:r>
           </w:p>
         </w:tc>
@@ -10870,55 +10500,7 @@
                 <w:rtl w:val="0"/>
                 <w:lang w:val="zh-TW" w:eastAsia="zh-TW"/>
               </w:rPr>
-              <w:t xml:space="preserve">见 </w:t>
-            </w:r>
-            <w:r>
-              <w:rPr>
-                <w:rFonts w:ascii="SimSun" w:hAnsi="SimSun"/>
-                <w:sz w:val="22"/>
-                <w:szCs w:val="22"/>
-                <w:u w:color="000000"/>
-                <w:shd w:val="nil" w:color="auto" w:fill="auto"/>
-                <w:rtl w:val="0"/>
-                <w:lang w:val="ja-JP" w:eastAsia="ja-JP"/>
-              </w:rPr>
-              <w:t>5.5</w:t>
-            </w:r>
-            <w:r>
-              <w:rPr>
-                <w:rFonts w:eastAsia="SimSun" w:hint="eastAsia"/>
-                <w:sz w:val="22"/>
-                <w:szCs w:val="22"/>
-                <w:u w:color="000000"/>
-                <w:shd w:val="nil" w:color="auto" w:fill="auto"/>
-                <w:rtl w:val="0"/>
-                <w:lang w:val="ja-JP" w:eastAsia="ja-JP"/>
-              </w:rPr>
-              <w:t>（</w:t>
-            </w:r>
-            <w:r>
-              <w:rPr>
-                <w:rFonts w:ascii="SimSun" w:hAnsi="SimSun"/>
-                <w:sz w:val="22"/>
-                <w:szCs w:val="22"/>
-                <w:u w:color="000000"/>
-                <w:shd w:val="nil" w:color="auto" w:fill="auto"/>
-                <w:rtl w:val="0"/>
-                <w:lang w:val="ja-JP" w:eastAsia="ja-JP"/>
-              </w:rPr>
-              <w:t>3</w:t>
-            </w:r>
-            <w:r>
-              <w:rPr>
-                <w:rFonts w:eastAsia="SimSun" w:hint="eastAsia"/>
-                <w:sz w:val="22"/>
-                <w:szCs w:val="22"/>
-                <w:u w:color="000000"/>
-                <w:shd w:val="nil" w:color="auto" w:fill="auto"/>
-                <w:rtl w:val="0"/>
-                <w:lang w:val="zh-TW" w:eastAsia="zh-TW"/>
-              </w:rPr>
-              <w:t>）节</w:t>
+              <w:t>自动判罚；见 5.5(2)</w:t>
             </w:r>
           </w:p>
         </w:tc>
@@ -10968,31 +10550,7 @@
                 <w:rtl w:val="0"/>
                 <w:lang w:val="zh-TW" w:eastAsia="zh-TW"/>
               </w:rPr>
-              <w:t xml:space="preserve">机器人摔倒后每继续 </w:t>
-            </w:r>
-            <w:r>
-              <w:rPr>
-                <w:rFonts w:ascii="SimSun" w:hAnsi="SimSun"/>
-                <w:sz w:val="22"/>
-                <w:szCs w:val="22"/>
-                <w:u w:color="000000"/>
-                <w:shd w:val="nil" w:color="auto" w:fill="auto"/>
-                <w:rtl w:val="0"/>
-                <w:lang w:val="zh-TW" w:eastAsia="zh-TW"/>
-              </w:rPr>
-              <w:t xml:space="preserve">60 </w:t>
-            </w:r>
-            <w:r>
-              <w:rPr>
-                <w:rFonts w:eastAsia="SimSun" w:hint="eastAsia"/>
-                <w:sz w:val="22"/>
-                <w:szCs w:val="22"/>
-                <w:u w:color="000000"/>
-                <w:shd w:val="nil" w:color="auto" w:fill="auto"/>
-                <w:rtl w:val="0"/>
-                <w:lang w:val="zh-TW" w:eastAsia="zh-TW"/>
-              </w:rPr>
-              <w:t>秒未能进入比赛</w:t>
+              <w:t>机器人在一局中因其他原因无法继续比赛</w:t>
             </w:r>
           </w:p>
         </w:tc>
@@ -11034,31 +10592,7 @@
                 <w:rtl w:val="0"/>
                 <w:lang w:val="ja-JP" w:eastAsia="ja-JP"/>
               </w:rPr>
-              <w:t xml:space="preserve">再判失 </w:t>
-            </w:r>
-            <w:r>
-              <w:rPr>
-                <w:rFonts w:ascii="SimSun" w:hAnsi="SimSun"/>
-                <w:sz w:val="22"/>
-                <w:szCs w:val="22"/>
-                <w:u w:color="000000"/>
-                <w:shd w:val="nil" w:color="auto" w:fill="auto"/>
-                <w:rtl w:val="0"/>
-                <w:lang w:val="ru-RU"/>
-              </w:rPr>
-              <w:t xml:space="preserve">1 </w:t>
-            </w:r>
-            <w:r>
-              <w:rPr>
-                <w:rFonts w:eastAsia="SimSun" w:hint="eastAsia"/>
-                <w:sz w:val="22"/>
-                <w:szCs w:val="22"/>
-                <w:u w:color="000000"/>
-                <w:shd w:val="nil" w:color="auto" w:fill="auto"/>
-                <w:rtl w:val="0"/>
-                <w:lang w:val="ja-JP" w:eastAsia="ja-JP"/>
-              </w:rPr>
-              <w:t>分</w:t>
+              <w:t>判当前一局失利</w:t>
             </w:r>
           </w:p>
         </w:tc>
@@ -11100,7 +10634,7 @@
                 <w:rtl w:val="0"/>
                 <w:lang w:val="zh-TW" w:eastAsia="zh-TW"/>
               </w:rPr>
-              <w:t>逐次累计判罚</w:t>
+              <w:t>按 5.5(5) 由主裁判会同技术裁判确认</w:t>
             </w:r>
           </w:p>
         </w:tc>
@@ -11150,31 +10684,7 @@
                 <w:rtl w:val="0"/>
                 <w:lang w:val="zh-TW" w:eastAsia="zh-TW"/>
               </w:rPr>
-              <w:t xml:space="preserve">机器人摔倒后连续 </w:t>
-            </w:r>
-            <w:r>
-              <w:rPr>
-                <w:rFonts w:ascii="SimSun" w:hAnsi="SimSun"/>
-                <w:sz w:val="22"/>
-                <w:szCs w:val="22"/>
-                <w:u w:color="000000"/>
-                <w:shd w:val="nil" w:color="auto" w:fill="auto"/>
-                <w:rtl w:val="0"/>
-                <w:lang w:val="ja-JP" w:eastAsia="ja-JP"/>
-              </w:rPr>
-              <w:t xml:space="preserve">3 </w:t>
-            </w:r>
-            <w:r>
-              <w:rPr>
-                <w:rFonts w:eastAsia="SimSun" w:hint="eastAsia"/>
-                <w:sz w:val="22"/>
-                <w:szCs w:val="22"/>
-                <w:u w:color="000000"/>
-                <w:shd w:val="nil" w:color="auto" w:fill="auto"/>
-                <w:rtl w:val="0"/>
-                <w:lang w:val="zh-TW" w:eastAsia="zh-TW"/>
-              </w:rPr>
-              <w:t>球无法进入比赛</w:t>
+              <w:t>局间休息结束时机器人仍无法参加下一局</w:t>
             </w:r>
           </w:p>
         </w:tc>
@@ -11216,7 +10726,7 @@
                 <w:rtl w:val="0"/>
                 <w:lang w:val="zh-TW" w:eastAsia="zh-TW"/>
               </w:rPr>
-              <w:t>判该局弃权（对方获胜）</w:t>
+              <w:t>判下一局失利</w:t>
             </w:r>
           </w:p>
         </w:tc>
@@ -11258,55 +10768,7 @@
                 <w:rtl w:val="0"/>
                 <w:lang w:val="zh-TW" w:eastAsia="zh-TW"/>
               </w:rPr>
-              <w:t xml:space="preserve">见 </w:t>
-            </w:r>
-            <w:r>
-              <w:rPr>
-                <w:rFonts w:ascii="SimSun" w:hAnsi="SimSun"/>
-                <w:sz w:val="22"/>
-                <w:szCs w:val="22"/>
-                <w:u w:color="000000"/>
-                <w:shd w:val="nil" w:color="auto" w:fill="auto"/>
-                <w:rtl w:val="0"/>
-                <w:lang w:val="ja-JP" w:eastAsia="ja-JP"/>
-              </w:rPr>
-              <w:t>5.5</w:t>
-            </w:r>
-            <w:r>
-              <w:rPr>
-                <w:rFonts w:eastAsia="SimSun" w:hint="eastAsia"/>
-                <w:sz w:val="22"/>
-                <w:szCs w:val="22"/>
-                <w:u w:color="000000"/>
-                <w:shd w:val="nil" w:color="auto" w:fill="auto"/>
-                <w:rtl w:val="0"/>
-                <w:lang w:val="ja-JP" w:eastAsia="ja-JP"/>
-              </w:rPr>
-              <w:t>（</w:t>
-            </w:r>
-            <w:r>
-              <w:rPr>
-                <w:rFonts w:ascii="SimSun" w:hAnsi="SimSun"/>
-                <w:sz w:val="22"/>
-                <w:szCs w:val="22"/>
-                <w:u w:color="000000"/>
-                <w:shd w:val="nil" w:color="auto" w:fill="auto"/>
-                <w:rtl w:val="0"/>
-                <w:lang w:val="ja-JP" w:eastAsia="ja-JP"/>
-              </w:rPr>
-              <w:t>4</w:t>
-            </w:r>
-            <w:r>
-              <w:rPr>
-                <w:rFonts w:eastAsia="SimSun" w:hint="eastAsia"/>
-                <w:sz w:val="22"/>
-                <w:szCs w:val="22"/>
-                <w:u w:color="000000"/>
-                <w:shd w:val="nil" w:color="auto" w:fill="auto"/>
-                <w:rtl w:val="0"/>
-                <w:lang w:val="zh-TW" w:eastAsia="zh-TW"/>
-              </w:rPr>
-              <w:t>）节</w:t>
+              <w:t>见 5.5(4)；如仍未准备就绪，按局重复适用</w:t>
             </w:r>
           </w:p>
         </w:tc>
@@ -11733,7 +11195,7 @@
           <w:rtl w:val="0"/>
           <w:lang w:val="zh-TW" w:eastAsia="zh-TW"/>
         </w:rPr>
-        <w:t>节处罚表中已直接规定具体罚分的违规情形外，本章其他条款中提到的【黄牌警告】及由此产生的累计加罚，统一按照国际乒乓球联合会（</w:t>
+        <w:t>节处罚表中已直接规定具体处罚的违规情形外，本章其他条款中提到的【黄牌警告】及由此产生的累计加罚，统一按照国际乒乓球联合会（</w:t>
       </w:r>
       <w:r>
         <w:rPr>
@@ -12444,7 +11906,7 @@
           <w:rtl w:val="0"/>
           <w:lang w:val="zh-TW" w:eastAsia="zh-TW"/>
         </w:rPr>
-        <w:t>（8）与技战术罚分的关系。5.6 节处罚表中列出的技战术违规（如发球违例、10 秒超时、摔倒判分等）依处罚表直接给予得分处罚，不计入本节的黄牌/红牌累计次数。本节黄红牌仅针对纪律性行为（如入场队员超出操作区、对裁判判罚的不当抗议、机器人在静止状态指令下出现非必要动作等）。两套处罚机制独立执行，不可相互替代或抵消。</w:t>
+        <w:t>（8）与技战术处罚的关系。5.6 节处罚表中列出的技战术违规（如发球违例、10 秒超时，以及因摔倒或无法继续比赛而自动判负一局等）依处罚表直接执行，不计入本节的黄牌/红牌累计次数。本节黄红牌仅针对纪律性行为（如入场队员超出操作区、对裁判判罚的不当抗议、机器人在静止状态指令下出现非必要动作等）。两套处罚机制独立执行，不可相互替代或抵消。</w:t>
       </w:r>
     </w:p>
     <w:p>
@@ -13197,7 +12659,7 @@
           <w:rtl w:val="0"/>
           <w:lang w:val="zh-TW" w:eastAsia="zh-TW"/>
         </w:rPr>
-        <w:t>节规定的五局三胜制及得分规则确定。</w:t>
+        <w:t>节规定的三局两胜制及得分规则确定。</w:t>
       </w:r>
     </w:p>
     <w:p>
@@ -13274,7 +12736,7 @@
           <w:rtl w:val="0"/>
           <w:lang w:val="zh-TW" w:eastAsia="zh-TW"/>
         </w:rPr>
-        <w:t>分钟仍无法恢复，由主裁判会同技术裁判依据当时已完成的局数与得分按以下顺序判定胜负：(a) 若一方已赢得足够局数（如五局三胜中已赢 3 局），则该方获胜；(b) 否则，比较当前局比分，领先方获胜；(c) 若当前局比分相同，则加赛 1 分（该球发球权由主裁判抛硬币决定）决出胜负。</w:t>
+        <w:t>分钟仍无法恢复，由主裁判会同技术裁判依据当时已完成的局数与得分按以下顺序判定胜负：(a) 若一方已赢得足够局数（如三局两胜中已赢 2 局），则该方获胜；(b) 否则，比较当前局比分，领先方获胜；(c) 若当前局比分相同，则加赛 1 分（该球发球权由主裁判抛硬币决定）决出胜负。</w:t>
       </w:r>
     </w:p>
     <w:p>
@@ -15207,7 +14669,7 @@
           <w:szCs w:val="24"/>
           <w:rtl w:val="0"/>
         </w:rPr>
-        <w:t xml:space="preserve">2 </w:t>
+        <w:t xml:space="preserve">3 </w:t>
       </w:r>
       <w:r>
         <w:rPr>
@@ -15304,7 +14766,7 @@
           <w:rtl w:val="0"/>
           <w:lang w:val="zh-TW" w:eastAsia="zh-TW"/>
         </w:rPr>
-        <w:t>（6）机器人摔倒后的处置与逐次判罚，按 5.5(2)–(5) 节执行；若达到 5.5(4) 节规定的"连续 3 球无法进入比赛"，本场表演赛立即终止，机器人冠军方在本场表演赛中视为弃权。</w:t>
+        <w:t>（6）表演赛一局开始后，如机器人摔倒或因其他原因无法继续比赛，按 5.5(2)–(5) 执行。因表演赛采用一局制，机器人方立即被判该局失利，表演赛随即结束；本局内不得由人员扶正、重启或维修机器人。</w:t>
       </w:r>
     </w:p>
     <w:p>
